--- a/public/templates/command-center/Aurixa_Property_Investment_Report_SAMPLE.docx
+++ b/public/templates/command-center/Aurixa_Property_Investment_Report_SAMPLE.docx
@@ -4029,7 +4029,7 @@
           </w:tcPr>
           <w:p>
             <w:pPr>
-              <w:keepNext w:val="0"/>
+              <w:keepNext/>
               <w:keepLines/>
               <w:pageBreakBefore w:val="0"/>
               <w:widowControl w:val="1"/>
@@ -7588,7 +7588,7 @@
           </w:p>
           <w:p>
             <w:pPr>
-              <w:keepNext w:val="0"/>
+              <w:keepNext/>
               <w:keepLines/>
               <w:pageBreakBefore w:val="0"/>
               <w:widowControl w:val="1"/>

--- a/public/templates/command-center/Aurixa_Property_Investment_Report_SAMPLE.docx
+++ b/public/templates/command-center/Aurixa_Property_Investment_Report_SAMPLE.docx
@@ -484,7 +484,7 @@
         <w:keepLines/>
         <w:pageBreakBefore w:val="0"/>
         <w:widowControl w:val="1"/>
-        <w:spacing w:before="0" w:after="0" w:line="160" w:lineRule="exact"/>
+        <w:spacing w:before="0" w:after="0" w:line="2494" w:lineRule="exact"/>
       </w:pPr>
       <w:r>
         <w:rPr>
@@ -539,7 +539,7 @@
           </w:tcPr>
           <w:p>
             <w:pPr>
-              <w:keepNext w:val="0"/>
+              <w:keepNext/>
               <w:keepLines/>
               <w:pageBreakBefore w:val="0"/>
               <w:widowControl w:val="1"/>
@@ -580,7 +580,7 @@
           </w:tcPr>
           <w:p>
             <w:pPr>
-              <w:keepNext w:val="0"/>
+              <w:keepNext/>
               <w:keepLines/>
               <w:pageBreakBefore w:val="0"/>
               <w:widowControl w:val="1"/>
@@ -619,7 +619,7 @@
           </w:tcPr>
           <w:p>
             <w:pPr>
-              <w:keepNext w:val="0"/>
+              <w:keepNext/>
               <w:keepLines/>
               <w:pageBreakBefore w:val="0"/>
               <w:widowControl w:val="1"/>
@@ -660,7 +660,7 @@
           </w:tcPr>
           <w:p>
             <w:pPr>
-              <w:keepNext w:val="0"/>
+              <w:keepNext/>
               <w:keepLines/>
               <w:pageBreakBefore w:val="0"/>
               <w:widowControl w:val="1"/>
@@ -705,7 +705,7 @@
           </w:tcPr>
           <w:p>
             <w:pPr>
-              <w:keepNext w:val="0"/>
+              <w:keepNext/>
               <w:keepLines/>
               <w:pageBreakBefore w:val="0"/>
               <w:widowControl w:val="1"/>
@@ -746,7 +746,7 @@
           </w:tcPr>
           <w:p>
             <w:pPr>
-              <w:keepNext w:val="0"/>
+              <w:keepNext/>
               <w:keepLines/>
               <w:pageBreakBefore w:val="0"/>
               <w:widowControl w:val="1"/>
@@ -785,7 +785,7 @@
           </w:tcPr>
           <w:p>
             <w:pPr>
-              <w:keepNext w:val="0"/>
+              <w:keepNext/>
               <w:keepLines/>
               <w:pageBreakBefore w:val="0"/>
               <w:widowControl w:val="1"/>
@@ -826,7 +826,7 @@
           </w:tcPr>
           <w:p>
             <w:pPr>
-              <w:keepNext w:val="0"/>
+              <w:keepNext/>
               <w:keepLines/>
               <w:pageBreakBefore w:val="0"/>
               <w:widowControl w:val="1"/>
@@ -1017,13 +1017,13 @@
       <w:pPr>
         <w:keepNext w:val="0"/>
         <w:keepLines/>
-        <w:pageBreakBefore w:val="0"/>
+        <w:pageBreakBefore w:val="1"/>
         <w:widowControl w:val="1"/>
-        <w:spacing w:before="0" w:after="0"/>
+        <w:spacing w:before="0" w:after="0" w:line="20" w:lineRule="exact"/>
+        <w:rPr>
+          <w:sz w:val="2"/>
+        </w:rPr>
       </w:pPr>
-      <w:r>
-        <w:br w:type="page"/>
-      </w:r>
     </w:p>
     <w:tbl>
       <w:tblPr>
@@ -1112,7 +1112,7 @@
     </w:tbl>
     <w:p>
       <w:pPr>
-        <w:keepNext w:val="0"/>
+        <w:keepNext w:val="1"/>
         <w:keepLines/>
         <w:pageBreakBefore w:val="0"/>
         <w:widowControl w:val="1"/>
@@ -1434,13 +1434,13 @@
       <w:pPr>
         <w:keepNext w:val="0"/>
         <w:keepLines/>
-        <w:pageBreakBefore w:val="0"/>
+        <w:pageBreakBefore w:val="1"/>
         <w:widowControl w:val="1"/>
-        <w:spacing w:before="0" w:after="0"/>
+        <w:spacing w:before="0" w:after="0" w:line="20" w:lineRule="exact"/>
+        <w:rPr>
+          <w:sz w:val="2"/>
+        </w:rPr>
       </w:pPr>
-      <w:r>
-        <w:br w:type="page"/>
-      </w:r>
     </w:p>
     <w:tbl>
       <w:tblPr>
@@ -1562,7 +1562,7 @@
     </w:tbl>
     <w:p>
       <w:pPr>
-        <w:keepNext w:val="0"/>
+        <w:keepNext w:val="1"/>
         <w:keepLines/>
         <w:pageBreakBefore w:val="0"/>
         <w:widowControl w:val="1"/>
@@ -2017,7 +2017,7 @@
     </w:tbl>
     <w:p>
       <w:pPr>
-        <w:keepNext w:val="0"/>
+        <w:keepNext w:val="1"/>
         <w:keepLines/>
         <w:pageBreakBefore w:val="0"/>
         <w:widowControl w:val="1"/>
@@ -2568,7 +2568,7 @@
     </w:tbl>
     <w:p>
       <w:pPr>
-        <w:keepNext w:val="0"/>
+        <w:keepNext w:val="1"/>
         <w:keepLines/>
         <w:pageBreakBefore w:val="0"/>
         <w:widowControl w:val="1"/>
@@ -3847,18 +3847,6 @@
         </w:tc>
       </w:tr>
     </w:tbl>
-    <w:p>
-      <w:pPr>
-        <w:keepNext w:val="0"/>
-        <w:keepLines/>
-        <w:pageBreakBefore w:val="0"/>
-        <w:widowControl w:val="1"/>
-        <w:spacing w:before="0" w:after="0"/>
-      </w:pPr>
-      <w:r>
-        <w:br w:type="page"/>
-      </w:r>
-    </w:p>
     <w:tbl>
       <w:tblPr>
         <w:tblW w:type="auto" w:w="0"/>
@@ -3979,7 +3967,7 @@
     </w:tbl>
     <w:p>
       <w:pPr>
-        <w:keepNext w:val="0"/>
+        <w:keepNext w:val="1"/>
         <w:keepLines/>
         <w:pageBreakBefore w:val="0"/>
         <w:widowControl w:val="1"/>
@@ -4451,7 +4439,7 @@
     </w:tbl>
     <w:p>
       <w:pPr>
-        <w:keepNext w:val="0"/>
+        <w:keepNext w:val="1"/>
         <w:keepLines/>
         <w:pageBreakBefore w:val="0"/>
         <w:widowControl w:val="1"/>
@@ -5684,7 +5672,7 @@
           </w:tcPr>
           <w:p>
             <w:pPr>
-              <w:keepNext w:val="0"/>
+              <w:keepNext/>
               <w:keepLines/>
               <w:pageBreakBefore w:val="0"/>
               <w:widowControl w:val="1"/>
@@ -5723,7 +5711,7 @@
           </w:tcPr>
           <w:p>
             <w:pPr>
-              <w:keepNext w:val="0"/>
+              <w:keepNext/>
               <w:keepLines/>
               <w:pageBreakBefore w:val="0"/>
               <w:widowControl w:val="1"/>
@@ -5751,7 +5739,7 @@
           </w:tcPr>
           <w:p>
             <w:pPr>
-              <w:keepNext w:val="0"/>
+              <w:keepNext/>
               <w:keepLines/>
               <w:pageBreakBefore w:val="0"/>
               <w:widowControl w:val="1"/>
@@ -5791,7 +5779,7 @@
           </w:tcPr>
           <w:p>
             <w:pPr>
-              <w:keepNext w:val="0"/>
+              <w:keepNext/>
               <w:keepLines/>
               <w:pageBreakBefore w:val="0"/>
               <w:widowControl w:val="1"/>
@@ -7356,18 +7344,6 @@
         </w:tc>
       </w:tr>
     </w:tbl>
-    <w:p>
-      <w:pPr>
-        <w:keepNext w:val="0"/>
-        <w:keepLines/>
-        <w:pageBreakBefore w:val="0"/>
-        <w:widowControl w:val="1"/>
-        <w:spacing w:before="0" w:after="0"/>
-      </w:pPr>
-      <w:r>
-        <w:br w:type="page"/>
-      </w:r>
-    </w:p>
     <w:tbl>
       <w:tblPr>
         <w:tblW w:type="auto" w:w="0"/>
@@ -7488,7 +7464,7 @@
     </w:tbl>
     <w:p>
       <w:pPr>
-        <w:keepNext w:val="0"/>
+        <w:keepNext w:val="1"/>
         <w:keepLines/>
         <w:pageBreakBefore w:val="0"/>
         <w:widowControl w:val="1"/>
@@ -8365,7 +8341,7 @@
     </w:tbl>
     <w:p>
       <w:pPr>
-        <w:keepNext w:val="0"/>
+        <w:keepNext w:val="1"/>
         <w:keepLines/>
         <w:pageBreakBefore w:val="0"/>
         <w:widowControl w:val="1"/>
@@ -9427,7 +9403,7 @@
           </w:tcPr>
           <w:p>
             <w:pPr>
-              <w:keepNext w:val="0"/>
+              <w:keepNext/>
               <w:keepLines/>
               <w:pageBreakBefore w:val="0"/>
               <w:widowControl w:val="1"/>
@@ -9466,7 +9442,7 @@
           </w:tcPr>
           <w:p>
             <w:pPr>
-              <w:keepNext w:val="0"/>
+              <w:keepNext/>
               <w:keepLines/>
               <w:pageBreakBefore w:val="0"/>
               <w:widowControl w:val="1"/>
@@ -9505,7 +9481,7 @@
           </w:tcPr>
           <w:p>
             <w:pPr>
-              <w:keepNext w:val="0"/>
+              <w:keepNext/>
               <w:keepLines/>
               <w:pageBreakBefore w:val="0"/>
               <w:widowControl w:val="1"/>
@@ -9545,7 +9521,7 @@
           </w:tcPr>
           <w:p>
             <w:pPr>
-              <w:keepNext w:val="0"/>
+              <w:keepNext/>
               <w:keepLines/>
               <w:pageBreakBefore w:val="0"/>
               <w:widowControl w:val="1"/>
@@ -9584,7 +9560,7 @@
           </w:tcPr>
           <w:p>
             <w:pPr>
-              <w:keepNext w:val="0"/>
+              <w:keepNext/>
               <w:keepLines/>
               <w:pageBreakBefore w:val="0"/>
               <w:widowControl w:val="1"/>
@@ -9623,7 +9599,7 @@
           </w:tcPr>
           <w:p>
             <w:pPr>
-              <w:keepNext w:val="0"/>
+              <w:keepNext/>
               <w:keepLines/>
               <w:pageBreakBefore w:val="0"/>
               <w:widowControl w:val="1"/>
@@ -9798,7 +9774,7 @@
     </w:tbl>
     <w:p>
       <w:pPr>
-        <w:keepNext w:val="0"/>
+        <w:keepNext w:val="1"/>
         <w:keepLines/>
         <w:pageBreakBefore w:val="0"/>
         <w:widowControl w:val="1"/>
@@ -10482,7 +10458,7 @@
     </w:tbl>
     <w:p>
       <w:pPr>
-        <w:keepNext w:val="0"/>
+        <w:keepNext w:val="1"/>
         <w:keepLines/>
         <w:pageBreakBefore w:val="0"/>
         <w:widowControl w:val="1"/>
@@ -11073,21 +11049,9 @@
     </w:tbl>
     <w:p>
       <w:pPr>
-        <w:keepNext w:val="0"/>
-        <w:keepLines/>
-        <w:pageBreakBefore w:val="0"/>
-        <w:widowControl w:val="1"/>
-        <w:spacing w:before="0" w:after="0"/>
-      </w:pPr>
-      <w:r>
-        <w:br w:type="page"/>
-      </w:r>
-    </w:p>
-    <w:p>
-      <w:pPr>
         <w:keepNext/>
         <w:keepLines/>
-        <w:pageBreakBefore w:val="0"/>
+        <w:pageBreakBefore w:val="1"/>
         <w:widowControl w:val="1"/>
         <w:spacing w:before="0" w:after="80"/>
       </w:pPr>
@@ -11826,13 +11790,13 @@
       <w:pPr>
         <w:keepNext w:val="0"/>
         <w:keepLines/>
-        <w:pageBreakBefore w:val="0"/>
+        <w:pageBreakBefore w:val="1"/>
         <w:widowControl w:val="1"/>
-        <w:spacing w:before="0" w:after="0"/>
+        <w:spacing w:before="0" w:after="0" w:line="20" w:lineRule="exact"/>
+        <w:rPr>
+          <w:sz w:val="2"/>
+        </w:rPr>
       </w:pPr>
-      <w:r>
-        <w:br w:type="page"/>
-      </w:r>
     </w:p>
     <w:tbl>
       <w:tblPr>
@@ -11943,7 +11907,7 @@
     </w:tbl>
     <w:p>
       <w:pPr>
-        <w:keepNext w:val="0"/>
+        <w:keepNext w:val="1"/>
         <w:keepLines/>
         <w:pageBreakBefore w:val="0"/>
         <w:widowControl w:val="1"/>
@@ -12121,19 +12085,7 @@
       <w:pPr>
         <w:keepNext w:val="0"/>
         <w:keepLines/>
-        <w:pageBreakBefore w:val="0"/>
-        <w:widowControl w:val="1"/>
-        <w:spacing w:before="0" w:after="0"/>
-      </w:pPr>
-      <w:r>
-        <w:br w:type="page"/>
-      </w:r>
-    </w:p>
-    <w:p>
-      <w:pPr>
-        <w:keepNext w:val="0"/>
-        <w:keepLines/>
-        <w:pageBreakBefore w:val="0"/>
+        <w:pageBreakBefore w:val="1"/>
         <w:widowControl w:val="1"/>
         <w:spacing w:before="0" w:after="0" w:line="180" w:lineRule="exact"/>
       </w:pPr>
